--- a/docs/documentos/11 Manual del simulador 3D.docx
+++ b/docs/documentos/11 Manual del simulador 3D.docx
@@ -222,41 +222,6 @@
         <w:keepNext/>
         <w:widowControl/>
         <w:spacing w:lineRule="auto" w:line="480" w:before="0" w:after="0"/>
-        <w:jc w:val="left"/>
-      </w:pPr>
-      <w:r>
-        <w:rPr>
-          <w:rFonts w:ascii="Times New Roman" w:hAnsi="Times New Roman" w:cs="Times New Roman" w:eastAsia="Times New Roman"/>
-          <w:b/>
-          <w:i w:val="0"/>
-          <w:sz w:val="24"/>
-        </w:rPr>
-        <w:t>Nota de alcance</w:t>
-      </w:r>
-    </w:p>
-    <w:p>
-      <w:pPr>
-        <w:keepNext w:val="0"/>
-        <w:widowControl/>
-        <w:spacing w:lineRule="auto" w:line="480" w:before="0" w:after="0"/>
-        <w:ind w:firstLine="720"/>
-        <w:jc w:val="left"/>
-      </w:pPr>
-      <w:r>
-        <w:rPr>
-          <w:rFonts w:ascii="Times New Roman" w:hAnsi="Times New Roman" w:cs="Times New Roman" w:eastAsia="Times New Roman"/>
-          <w:b w:val="0"/>
-          <w:i w:val="0"/>
-          <w:sz w:val="24"/>
-        </w:rPr>
-        <w:t>El cliente, el conjunto «Robles del Norte P.H.» y todas las cifras de este documento son ficticios: no hubo entrevistas ni observaciones con personas reales. Lo que se dice del cliente es una hipótesis de trabajo. El equipo usó Claude (Anthropic) como apoyo; las decisiones y la revisión final son del equipo y del docente.</w:t>
-      </w:r>
-    </w:p>
-    <w:p>
-      <w:pPr>
-        <w:keepNext/>
-        <w:widowControl/>
-        <w:spacing w:lineRule="auto" w:line="480" w:before="0" w:after="0"/>
         <w:jc w:val="center"/>
       </w:pPr>
       <w:r>
@@ -284,7 +249,7 @@
           <w:i w:val="0"/>
           <w:sz w:val="24"/>
         </w:rPr>
-        <w:t>El simulador es un juego didáctico en 3D hecho con Godot. Muestra un conjunto residencial con garita, dos barreras (entrada y salida) y 40 puestos de parqueadero: 25 de residentes (R-01 a R-25) y 15 de visitantes (V-01 a V-15). Sirve para explicar y practicar las reglas del sistema sin comprar equipos. No es el sistema final.</w:t>
+        <w:t>El simulador es una herramienta de práctica en 3D hecha con Godot. Muestra un conjunto residencial con garita, dos barreras (entrada y salida) y 40 puestos de parqueadero: 25 de residentes (R-01 a R-25) y 15 de visitantes (V-01 a V-15). Sirve para explicar y practicar las reglas del sistema sin comprar equipos. No es el sistema final.</w:t>
       </w:r>
     </w:p>
     <w:p>
@@ -1549,7 +1514,7 @@
           <w:i w:val="0"/>
           <w:sz w:val="24"/>
         </w:rPr>
-        <w:t>Lo que no es real</w:t>
+        <w:t>Alcance de esta versión</w:t>
       </w:r>
     </w:p>
     <w:p>
@@ -1567,7 +1532,7 @@
           <w:i w:val="0"/>
           <w:sz w:val="24"/>
         </w:rPr>
-        <w:t>La lectura de la placa es el texto de la placa; el reconocimiento del rostro compara números (misma persona: distancia baja, otra persona: alta, con tolerancia 0,55); los nombres, documentos y respuestas del citófono los inventa el generador de casos. El dinero y los aciertos son parte del juego, no reglas del proyecto. No hay tarifas, minutos de gracia ni cobros porque el equipo no los ha definido. Los puestos de visitantes funcionan como un contador compartido y no se reservan a un apartamento (Congreso de Colombia, 2001).</w:t>
+        <w:t>En esta versión la placa se lee como texto y el rostro se compara con valores numéricos (misma persona: distancia baja; otra persona: alta; tolerancia 0,55). La lectura con cámara y el reconocimiento facial están en el sistema Python. El dinero y los aciertos del turno son un recurso de práctica del simulador. No hay tarifas, minutos de gracia ni cobros porque el equipo aún no los define. Los puestos de visitantes funcionan como un contador compartido y no se reservan a un apartamento (Congreso de Colombia, 2001).</w:t>
       </w:r>
     </w:p>
     <w:p>
